--- a/docs/docx/06-ai-rules.docx
+++ b/docs/docx/06-ai-rules.docx
@@ -23,7 +23,7 @@
       </w:pPr>
       <w:r>
         <w:rPr/>
-        <w:t>Планировщик отпусков 0.3.0 · Процесс, ограничения и ревью</w:t>
+        <w:t>Планировщик отпусков 0.4.0 · Процесс, ограничения и ревью</w:t>
       </w:r>
     </w:p>
     <w:p>
@@ -93,7 +93,7 @@
             </w:rPr>
             <w:fldChar w:fldCharType="separate"/>
           </w:r>
-          <w:hyperlink w:anchor="__RefHeading___Toc14563_1756087021">
+          <w:hyperlink w:anchor="__RefHeading___Toc16485_1562542824">
             <w:r>
               <w:rPr>
                 <w:webHidden/>
@@ -114,7 +114,7 @@
             </w:tabs>
             <w:rPr/>
           </w:pPr>
-          <w:hyperlink w:anchor="__RefHeading___Toc14565_1756087021">
+          <w:hyperlink w:anchor="__RefHeading___Toc16487_1562542824">
             <w:r>
               <w:rPr>
                 <w:webHidden/>
@@ -135,7 +135,7 @@
             </w:tabs>
             <w:rPr/>
           </w:pPr>
-          <w:hyperlink w:anchor="__RefHeading___Toc14567_1756087021">
+          <w:hyperlink w:anchor="__RefHeading___Toc16489_1562542824">
             <w:r>
               <w:rPr>
                 <w:webHidden/>
@@ -156,7 +156,7 @@
             </w:tabs>
             <w:rPr/>
           </w:pPr>
-          <w:hyperlink w:anchor="__RefHeading___Toc14569_1756087021">
+          <w:hyperlink w:anchor="__RefHeading___Toc16491_1562542824">
             <w:r>
               <w:rPr>
                 <w:webHidden/>
@@ -177,7 +177,7 @@
             </w:tabs>
             <w:rPr/>
           </w:pPr>
-          <w:hyperlink w:anchor="__RefHeading___Toc14571_1756087021">
+          <w:hyperlink w:anchor="__RefHeading___Toc16493_1562542824">
             <w:r>
               <w:rPr>
                 <w:webHidden/>
@@ -198,7 +198,7 @@
             </w:tabs>
             <w:rPr/>
           </w:pPr>
-          <w:hyperlink w:anchor="__RefHeading___Toc14573_1756087021">
+          <w:hyperlink w:anchor="__RefHeading___Toc16495_1562542824">
             <w:r>
               <w:rPr>
                 <w:webHidden/>
@@ -219,7 +219,7 @@
             </w:tabs>
             <w:rPr/>
           </w:pPr>
-          <w:hyperlink w:anchor="__RefHeading___Toc14575_1756087021">
+          <w:hyperlink w:anchor="__RefHeading___Toc16497_1562542824">
             <w:r>
               <w:rPr>
                 <w:webHidden/>
@@ -240,7 +240,7 @@
             </w:tabs>
             <w:rPr/>
           </w:pPr>
-          <w:hyperlink w:anchor="__RefHeading___Toc14577_1756087021">
+          <w:hyperlink w:anchor="__RefHeading___Toc16499_1562542824">
             <w:r>
               <w:rPr>
                 <w:webHidden/>
@@ -261,7 +261,7 @@
             </w:tabs>
             <w:rPr/>
           </w:pPr>
-          <w:hyperlink w:anchor="__RefHeading___Toc14579_1756087021">
+          <w:hyperlink w:anchor="__RefHeading___Toc16501_1562542824">
             <w:r>
               <w:rPr>
                 <w:webHidden/>
@@ -282,7 +282,7 @@
             </w:tabs>
             <w:rPr/>
           </w:pPr>
-          <w:hyperlink w:anchor="__RefHeading___Toc14581_1756087021">
+          <w:hyperlink w:anchor="__RefHeading___Toc16503_1562542824">
             <w:r>
               <w:rPr>
                 <w:webHidden/>
@@ -307,7 +307,7 @@
         <w:pStyle w:val="Heading1"/>
         <w:rPr/>
       </w:pPr>
-      <w:bookmarkStart w:id="0" w:name="__RefHeading___Toc14563_1756087021"/>
+      <w:bookmarkStart w:id="0" w:name="__RefHeading___Toc16485_1562542824"/>
       <w:bookmarkEnd w:id="0"/>
       <w:r>
         <w:rPr>
@@ -662,7 +662,7 @@
         <w:pStyle w:val="Heading1"/>
         <w:rPr/>
       </w:pPr>
-      <w:bookmarkStart w:id="2" w:name="__RefHeading___Toc14565_1756087021"/>
+      <w:bookmarkStart w:id="2" w:name="__RefHeading___Toc16487_1562542824"/>
       <w:bookmarkEnd w:id="2"/>
       <w:r>
         <w:rPr>
@@ -827,7 +827,7 @@
         <w:pStyle w:val="Heading1"/>
         <w:rPr/>
       </w:pPr>
-      <w:bookmarkStart w:id="3" w:name="__RefHeading___Toc14567_1756087021"/>
+      <w:bookmarkStart w:id="3" w:name="__RefHeading___Toc16489_1562542824"/>
       <w:bookmarkEnd w:id="3"/>
       <w:r>
         <w:rPr>
@@ -1843,7 +1843,7 @@
         <w:pStyle w:val="Heading1"/>
         <w:rPr/>
       </w:pPr>
-      <w:bookmarkStart w:id="5" w:name="__RefHeading___Toc14569_1756087021"/>
+      <w:bookmarkStart w:id="5" w:name="__RefHeading___Toc16491_1562542824"/>
       <w:bookmarkEnd w:id="5"/>
       <w:r>
         <w:rPr>
@@ -1950,7 +1950,7 @@
         <w:pStyle w:val="Heading1"/>
         <w:rPr/>
       </w:pPr>
-      <w:bookmarkStart w:id="6" w:name="__RefHeading___Toc14571_1756087021"/>
+      <w:bookmarkStart w:id="6" w:name="__RefHeading___Toc16493_1562542824"/>
       <w:bookmarkStart w:id="7" w:name="ветки-коммиты-слияние"/>
       <w:bookmarkEnd w:id="6"/>
       <w:r>
@@ -2058,7 +2058,7 @@
         <w:pStyle w:val="Heading1"/>
         <w:rPr/>
       </w:pPr>
-      <w:bookmarkStart w:id="9" w:name="__RefHeading___Toc14573_1756087021"/>
+      <w:bookmarkStart w:id="9" w:name="__RefHeading___Toc16495_1562542824"/>
       <w:bookmarkStart w:id="10" w:name="готовность-задачи"/>
       <w:bookmarkEnd w:id="9"/>
       <w:r>
@@ -2221,7 +2221,7 @@
         <w:pStyle w:val="Heading1"/>
         <w:rPr/>
       </w:pPr>
-      <w:bookmarkStart w:id="11" w:name="__RefHeading___Toc14575_1756087021"/>
+      <w:bookmarkStart w:id="11" w:name="__RefHeading___Toc16497_1562542824"/>
       <w:bookmarkStart w:id="12" w:name="обязательное-ревью-человека"/>
       <w:bookmarkEnd w:id="11"/>
       <w:r>
@@ -2318,7 +2318,7 @@
         <w:pStyle w:val="Heading1"/>
         <w:rPr/>
       </w:pPr>
-      <w:bookmarkStart w:id="13" w:name="__RefHeading___Toc14577_1756087021"/>
+      <w:bookmarkStart w:id="13" w:name="__RefHeading___Toc16499_1562542824"/>
       <w:bookmarkStart w:id="14" w:name="что-запрещено-ассистенту"/>
       <w:bookmarkEnd w:id="13"/>
       <w:r>
@@ -2448,7 +2448,7 @@
         <w:pStyle w:val="Heading1"/>
         <w:rPr/>
       </w:pPr>
-      <w:bookmarkStart w:id="16" w:name="__RefHeading___Toc14579_1756087021"/>
+      <w:bookmarkStart w:id="16" w:name="__RefHeading___Toc16501_1562542824"/>
       <w:bookmarkStart w:id="17" w:name="работа-с-данными"/>
       <w:bookmarkEnd w:id="16"/>
       <w:r>
@@ -2489,7 +2489,7 @@
         <w:pStyle w:val="Heading1"/>
         <w:rPr/>
       </w:pPr>
-      <w:bookmarkStart w:id="18" w:name="__RefHeading___Toc14581_1756087021"/>
+      <w:bookmarkStart w:id="18" w:name="__RefHeading___Toc16503_1562542824"/>
       <w:bookmarkStart w:id="19" w:name="цикл-истории"/>
       <w:bookmarkEnd w:id="18"/>
       <w:r>
@@ -2570,7 +2570,7 @@
         <w:color w:val="8A92A6"/>
         <w:sz w:val="16"/>
       </w:rPr>
-      <w:t xml:space="preserve">Планировщик отпусков 0.3.0 · Правила разработки с ИИ-ассистентами · стр. </w:t>
+      <w:t xml:space="preserve">Планировщик отпусков 0.4.0 · Правила разработки с ИИ-ассистентами · стр. </w:t>
     </w:r>
     <w:r>
       <w:rPr/>
@@ -2609,7 +2609,7 @@
         <w:color w:val="8A92A6"/>
         <w:sz w:val="16"/>
       </w:rPr>
-      <w:t xml:space="preserve">Планировщик отпусков 0.3.0 · Правила разработки с ИИ-ассистентами · стр. </w:t>
+      <w:t xml:space="preserve">Планировщик отпусков 0.4.0 · Правила разработки с ИИ-ассистентами · стр. </w:t>
     </w:r>
     <w:r>
       <w:rPr/>

--- a/docs/docx/06-ai-rules.docx
+++ b/docs/docx/06-ai-rules.docx
@@ -23,7 +23,7 @@
       </w:pPr>
       <w:r>
         <w:rPr/>
-        <w:t>Планировщик отпусков 0.4.0 · Процесс, ограничения и ревью</w:t>
+        <w:t>Планировщик отпусков 0.5.0 · Процесс, ограничения и ревью</w:t>
       </w:r>
     </w:p>
     <w:p>
@@ -93,7 +93,7 @@
             </w:rPr>
             <w:fldChar w:fldCharType="separate"/>
           </w:r>
-          <w:hyperlink w:anchor="__RefHeading___Toc16485_1562542824">
+          <w:hyperlink w:anchor="__RefHeading___Toc17995_2275915807">
             <w:r>
               <w:rPr>
                 <w:webHidden/>
@@ -114,7 +114,7 @@
             </w:tabs>
             <w:rPr/>
           </w:pPr>
-          <w:hyperlink w:anchor="__RefHeading___Toc16487_1562542824">
+          <w:hyperlink w:anchor="__RefHeading___Toc17997_2275915807">
             <w:r>
               <w:rPr>
                 <w:webHidden/>
@@ -135,7 +135,7 @@
             </w:tabs>
             <w:rPr/>
           </w:pPr>
-          <w:hyperlink w:anchor="__RefHeading___Toc16489_1562542824">
+          <w:hyperlink w:anchor="__RefHeading___Toc17999_2275915807">
             <w:r>
               <w:rPr>
                 <w:webHidden/>
@@ -156,7 +156,7 @@
             </w:tabs>
             <w:rPr/>
           </w:pPr>
-          <w:hyperlink w:anchor="__RefHeading___Toc16491_1562542824">
+          <w:hyperlink w:anchor="__RefHeading___Toc18001_2275915807">
             <w:r>
               <w:rPr>
                 <w:webHidden/>
@@ -177,7 +177,7 @@
             </w:tabs>
             <w:rPr/>
           </w:pPr>
-          <w:hyperlink w:anchor="__RefHeading___Toc16493_1562542824">
+          <w:hyperlink w:anchor="__RefHeading___Toc18003_2275915807">
             <w:r>
               <w:rPr>
                 <w:webHidden/>
@@ -198,7 +198,7 @@
             </w:tabs>
             <w:rPr/>
           </w:pPr>
-          <w:hyperlink w:anchor="__RefHeading___Toc16495_1562542824">
+          <w:hyperlink w:anchor="__RefHeading___Toc18005_2275915807">
             <w:r>
               <w:rPr>
                 <w:webHidden/>
@@ -219,7 +219,7 @@
             </w:tabs>
             <w:rPr/>
           </w:pPr>
-          <w:hyperlink w:anchor="__RefHeading___Toc16497_1562542824">
+          <w:hyperlink w:anchor="__RefHeading___Toc18007_2275915807">
             <w:r>
               <w:rPr>
                 <w:webHidden/>
@@ -240,7 +240,7 @@
             </w:tabs>
             <w:rPr/>
           </w:pPr>
-          <w:hyperlink w:anchor="__RefHeading___Toc16499_1562542824">
+          <w:hyperlink w:anchor="__RefHeading___Toc18009_2275915807">
             <w:r>
               <w:rPr>
                 <w:webHidden/>
@@ -261,7 +261,7 @@
             </w:tabs>
             <w:rPr/>
           </w:pPr>
-          <w:hyperlink w:anchor="__RefHeading___Toc16501_1562542824">
+          <w:hyperlink w:anchor="__RefHeading___Toc18011_2275915807">
             <w:r>
               <w:rPr>
                 <w:webHidden/>
@@ -282,7 +282,7 @@
             </w:tabs>
             <w:rPr/>
           </w:pPr>
-          <w:hyperlink w:anchor="__RefHeading___Toc16503_1562542824">
+          <w:hyperlink w:anchor="__RefHeading___Toc18013_2275915807">
             <w:r>
               <w:rPr>
                 <w:webHidden/>
@@ -307,7 +307,7 @@
         <w:pStyle w:val="Heading1"/>
         <w:rPr/>
       </w:pPr>
-      <w:bookmarkStart w:id="0" w:name="__RefHeading___Toc16485_1562542824"/>
+      <w:bookmarkStart w:id="0" w:name="__RefHeading___Toc17995_2275915807"/>
       <w:bookmarkEnd w:id="0"/>
       <w:r>
         <w:rPr>
@@ -662,7 +662,7 @@
         <w:pStyle w:val="Heading1"/>
         <w:rPr/>
       </w:pPr>
-      <w:bookmarkStart w:id="2" w:name="__RefHeading___Toc16487_1562542824"/>
+      <w:bookmarkStart w:id="2" w:name="__RefHeading___Toc17997_2275915807"/>
       <w:bookmarkEnd w:id="2"/>
       <w:r>
         <w:rPr>
@@ -827,7 +827,7 @@
         <w:pStyle w:val="Heading1"/>
         <w:rPr/>
       </w:pPr>
-      <w:bookmarkStart w:id="3" w:name="__RefHeading___Toc16489_1562542824"/>
+      <w:bookmarkStart w:id="3" w:name="__RefHeading___Toc17999_2275915807"/>
       <w:bookmarkEnd w:id="3"/>
       <w:r>
         <w:rPr>
@@ -1843,7 +1843,7 @@
         <w:pStyle w:val="Heading1"/>
         <w:rPr/>
       </w:pPr>
-      <w:bookmarkStart w:id="5" w:name="__RefHeading___Toc16491_1562542824"/>
+      <w:bookmarkStart w:id="5" w:name="__RefHeading___Toc18001_2275915807"/>
       <w:bookmarkEnd w:id="5"/>
       <w:r>
         <w:rPr>
@@ -1950,7 +1950,7 @@
         <w:pStyle w:val="Heading1"/>
         <w:rPr/>
       </w:pPr>
-      <w:bookmarkStart w:id="6" w:name="__RefHeading___Toc16493_1562542824"/>
+      <w:bookmarkStart w:id="6" w:name="__RefHeading___Toc18003_2275915807"/>
       <w:bookmarkStart w:id="7" w:name="ветки-коммиты-слияние"/>
       <w:bookmarkEnd w:id="6"/>
       <w:r>
@@ -2058,7 +2058,7 @@
         <w:pStyle w:val="Heading1"/>
         <w:rPr/>
       </w:pPr>
-      <w:bookmarkStart w:id="9" w:name="__RefHeading___Toc16495_1562542824"/>
+      <w:bookmarkStart w:id="9" w:name="__RefHeading___Toc18005_2275915807"/>
       <w:bookmarkStart w:id="10" w:name="готовность-задачи"/>
       <w:bookmarkEnd w:id="9"/>
       <w:r>
@@ -2221,7 +2221,7 @@
         <w:pStyle w:val="Heading1"/>
         <w:rPr/>
       </w:pPr>
-      <w:bookmarkStart w:id="11" w:name="__RefHeading___Toc16497_1562542824"/>
+      <w:bookmarkStart w:id="11" w:name="__RefHeading___Toc18007_2275915807"/>
       <w:bookmarkStart w:id="12" w:name="обязательное-ревью-человека"/>
       <w:bookmarkEnd w:id="11"/>
       <w:r>
@@ -2318,7 +2318,7 @@
         <w:pStyle w:val="Heading1"/>
         <w:rPr/>
       </w:pPr>
-      <w:bookmarkStart w:id="13" w:name="__RefHeading___Toc16499_1562542824"/>
+      <w:bookmarkStart w:id="13" w:name="__RefHeading___Toc18009_2275915807"/>
       <w:bookmarkStart w:id="14" w:name="что-запрещено-ассистенту"/>
       <w:bookmarkEnd w:id="13"/>
       <w:r>
@@ -2448,7 +2448,7 @@
         <w:pStyle w:val="Heading1"/>
         <w:rPr/>
       </w:pPr>
-      <w:bookmarkStart w:id="16" w:name="__RefHeading___Toc16501_1562542824"/>
+      <w:bookmarkStart w:id="16" w:name="__RefHeading___Toc18011_2275915807"/>
       <w:bookmarkStart w:id="17" w:name="работа-с-данными"/>
       <w:bookmarkEnd w:id="16"/>
       <w:r>
@@ -2489,7 +2489,7 @@
         <w:pStyle w:val="Heading1"/>
         <w:rPr/>
       </w:pPr>
-      <w:bookmarkStart w:id="18" w:name="__RefHeading___Toc16503_1562542824"/>
+      <w:bookmarkStart w:id="18" w:name="__RefHeading___Toc18013_2275915807"/>
       <w:bookmarkStart w:id="19" w:name="цикл-истории"/>
       <w:bookmarkEnd w:id="18"/>
       <w:r>
@@ -2570,7 +2570,7 @@
         <w:color w:val="8A92A6"/>
         <w:sz w:val="16"/>
       </w:rPr>
-      <w:t xml:space="preserve">Планировщик отпусков 0.4.0 · Правила разработки с ИИ-ассистентами · стр. </w:t>
+      <w:t xml:space="preserve">Планировщик отпусков 0.5.0 · Правила разработки с ИИ-ассистентами · стр. </w:t>
     </w:r>
     <w:r>
       <w:rPr/>
@@ -2609,7 +2609,7 @@
         <w:color w:val="8A92A6"/>
         <w:sz w:val="16"/>
       </w:rPr>
-      <w:t xml:space="preserve">Планировщик отпусков 0.4.0 · Правила разработки с ИИ-ассистентами · стр. </w:t>
+      <w:t xml:space="preserve">Планировщик отпусков 0.5.0 · Правила разработки с ИИ-ассистентами · стр. </w:t>
     </w:r>
     <w:r>
       <w:rPr/>

--- a/docs/docx/06-ai-rules.docx
+++ b/docs/docx/06-ai-rules.docx
@@ -23,7 +23,7 @@
       </w:pPr>
       <w:r>
         <w:rPr/>
-        <w:t>Планировщик отпусков 0.5.0 · Процесс, ограничения и ревью</w:t>
+        <w:t>Планировщик отпусков 0.6.0 · Процесс, ограничения и ревью</w:t>
       </w:r>
     </w:p>
     <w:p>
@@ -33,7 +33,7 @@
       </w:pPr>
       <w:r>
         <w:rPr/>
-        <w:t>28 октября 2026</w:t>
+        <w:t>29 октября 2026</w:t>
       </w:r>
     </w:p>
     <w:sdt>
@@ -93,7 +93,7 @@
             </w:rPr>
             <w:fldChar w:fldCharType="separate"/>
           </w:r>
-          <w:hyperlink w:anchor="__RefHeading___Toc17995_2275915807">
+          <w:hyperlink w:anchor="__RefHeading___Toc24479_3673021804">
             <w:r>
               <w:rPr>
                 <w:webHidden/>
@@ -114,7 +114,7 @@
             </w:tabs>
             <w:rPr/>
           </w:pPr>
-          <w:hyperlink w:anchor="__RefHeading___Toc17997_2275915807">
+          <w:hyperlink w:anchor="__RefHeading___Toc24481_3673021804">
             <w:r>
               <w:rPr>
                 <w:webHidden/>
@@ -135,7 +135,7 @@
             </w:tabs>
             <w:rPr/>
           </w:pPr>
-          <w:hyperlink w:anchor="__RefHeading___Toc17999_2275915807">
+          <w:hyperlink w:anchor="__RefHeading___Toc24483_3673021804">
             <w:r>
               <w:rPr>
                 <w:webHidden/>
@@ -156,7 +156,7 @@
             </w:tabs>
             <w:rPr/>
           </w:pPr>
-          <w:hyperlink w:anchor="__RefHeading___Toc18001_2275915807">
+          <w:hyperlink w:anchor="__RefHeading___Toc24485_3673021804">
             <w:r>
               <w:rPr>
                 <w:webHidden/>
@@ -177,7 +177,7 @@
             </w:tabs>
             <w:rPr/>
           </w:pPr>
-          <w:hyperlink w:anchor="__RefHeading___Toc18003_2275915807">
+          <w:hyperlink w:anchor="__RefHeading___Toc24487_3673021804">
             <w:r>
               <w:rPr>
                 <w:webHidden/>
@@ -198,7 +198,7 @@
             </w:tabs>
             <w:rPr/>
           </w:pPr>
-          <w:hyperlink w:anchor="__RefHeading___Toc18005_2275915807">
+          <w:hyperlink w:anchor="__RefHeading___Toc24489_3673021804">
             <w:r>
               <w:rPr>
                 <w:webHidden/>
@@ -219,7 +219,7 @@
             </w:tabs>
             <w:rPr/>
           </w:pPr>
-          <w:hyperlink w:anchor="__RefHeading___Toc18007_2275915807">
+          <w:hyperlink w:anchor="__RefHeading___Toc24491_3673021804">
             <w:r>
               <w:rPr>
                 <w:webHidden/>
@@ -240,7 +240,7 @@
             </w:tabs>
             <w:rPr/>
           </w:pPr>
-          <w:hyperlink w:anchor="__RefHeading___Toc18009_2275915807">
+          <w:hyperlink w:anchor="__RefHeading___Toc24493_3673021804">
             <w:r>
               <w:rPr>
                 <w:webHidden/>
@@ -261,7 +261,7 @@
             </w:tabs>
             <w:rPr/>
           </w:pPr>
-          <w:hyperlink w:anchor="__RefHeading___Toc18011_2275915807">
+          <w:hyperlink w:anchor="__RefHeading___Toc24495_3673021804">
             <w:r>
               <w:rPr>
                 <w:webHidden/>
@@ -282,7 +282,7 @@
             </w:tabs>
             <w:rPr/>
           </w:pPr>
-          <w:hyperlink w:anchor="__RefHeading___Toc18013_2275915807">
+          <w:hyperlink w:anchor="__RefHeading___Toc24497_3673021804">
             <w:r>
               <w:rPr>
                 <w:webHidden/>
@@ -307,7 +307,7 @@
         <w:pStyle w:val="Heading1"/>
         <w:rPr/>
       </w:pPr>
-      <w:bookmarkStart w:id="0" w:name="__RefHeading___Toc17995_2275915807"/>
+      <w:bookmarkStart w:id="0" w:name="__RefHeading___Toc24479_3673021804"/>
       <w:bookmarkEnd w:id="0"/>
       <w:r>
         <w:rPr>
@@ -662,7 +662,7 @@
         <w:pStyle w:val="Heading1"/>
         <w:rPr/>
       </w:pPr>
-      <w:bookmarkStart w:id="2" w:name="__RefHeading___Toc17997_2275915807"/>
+      <w:bookmarkStart w:id="2" w:name="__RefHeading___Toc24481_3673021804"/>
       <w:bookmarkEnd w:id="2"/>
       <w:r>
         <w:rPr>
@@ -827,7 +827,7 @@
         <w:pStyle w:val="Heading1"/>
         <w:rPr/>
       </w:pPr>
-      <w:bookmarkStart w:id="3" w:name="__RefHeading___Toc17999_2275915807"/>
+      <w:bookmarkStart w:id="3" w:name="__RefHeading___Toc24483_3673021804"/>
       <w:bookmarkEnd w:id="3"/>
       <w:r>
         <w:rPr>
@@ -1843,7 +1843,7 @@
         <w:pStyle w:val="Heading1"/>
         <w:rPr/>
       </w:pPr>
-      <w:bookmarkStart w:id="5" w:name="__RefHeading___Toc18001_2275915807"/>
+      <w:bookmarkStart w:id="5" w:name="__RefHeading___Toc24485_3673021804"/>
       <w:bookmarkEnd w:id="5"/>
       <w:r>
         <w:rPr>
@@ -1950,7 +1950,7 @@
         <w:pStyle w:val="Heading1"/>
         <w:rPr/>
       </w:pPr>
-      <w:bookmarkStart w:id="6" w:name="__RefHeading___Toc18003_2275915807"/>
+      <w:bookmarkStart w:id="6" w:name="__RefHeading___Toc24487_3673021804"/>
       <w:bookmarkStart w:id="7" w:name="ветки-коммиты-слияние"/>
       <w:bookmarkEnd w:id="6"/>
       <w:r>
@@ -2058,7 +2058,7 @@
         <w:pStyle w:val="Heading1"/>
         <w:rPr/>
       </w:pPr>
-      <w:bookmarkStart w:id="9" w:name="__RefHeading___Toc18005_2275915807"/>
+      <w:bookmarkStart w:id="9" w:name="__RefHeading___Toc24489_3673021804"/>
       <w:bookmarkStart w:id="10" w:name="готовность-задачи"/>
       <w:bookmarkEnd w:id="9"/>
       <w:r>
@@ -2221,7 +2221,7 @@
         <w:pStyle w:val="Heading1"/>
         <w:rPr/>
       </w:pPr>
-      <w:bookmarkStart w:id="11" w:name="__RefHeading___Toc18007_2275915807"/>
+      <w:bookmarkStart w:id="11" w:name="__RefHeading___Toc24491_3673021804"/>
       <w:bookmarkStart w:id="12" w:name="обязательное-ревью-человека"/>
       <w:bookmarkEnd w:id="11"/>
       <w:r>
@@ -2318,7 +2318,7 @@
         <w:pStyle w:val="Heading1"/>
         <w:rPr/>
       </w:pPr>
-      <w:bookmarkStart w:id="13" w:name="__RefHeading___Toc18009_2275915807"/>
+      <w:bookmarkStart w:id="13" w:name="__RefHeading___Toc24493_3673021804"/>
       <w:bookmarkStart w:id="14" w:name="что-запрещено-ассистенту"/>
       <w:bookmarkEnd w:id="13"/>
       <w:r>
@@ -2448,7 +2448,7 @@
         <w:pStyle w:val="Heading1"/>
         <w:rPr/>
       </w:pPr>
-      <w:bookmarkStart w:id="16" w:name="__RefHeading___Toc18011_2275915807"/>
+      <w:bookmarkStart w:id="16" w:name="__RefHeading___Toc24495_3673021804"/>
       <w:bookmarkStart w:id="17" w:name="работа-с-данными"/>
       <w:bookmarkEnd w:id="16"/>
       <w:r>
@@ -2489,7 +2489,7 @@
         <w:pStyle w:val="Heading1"/>
         <w:rPr/>
       </w:pPr>
-      <w:bookmarkStart w:id="18" w:name="__RefHeading___Toc18013_2275915807"/>
+      <w:bookmarkStart w:id="18" w:name="__RefHeading___Toc24497_3673021804"/>
       <w:bookmarkStart w:id="19" w:name="цикл-истории"/>
       <w:bookmarkEnd w:id="18"/>
       <w:r>
@@ -2570,7 +2570,7 @@
         <w:color w:val="8A92A6"/>
         <w:sz w:val="16"/>
       </w:rPr>
-      <w:t xml:space="preserve">Планировщик отпусков 0.5.0 · Правила разработки с ИИ-ассистентами · стр. </w:t>
+      <w:t xml:space="preserve">Планировщик отпусков 0.6.0 · Правила разработки с ИИ-ассистентами · стр. </w:t>
     </w:r>
     <w:r>
       <w:rPr/>
@@ -2609,7 +2609,7 @@
         <w:color w:val="8A92A6"/>
         <w:sz w:val="16"/>
       </w:rPr>
-      <w:t xml:space="preserve">Планировщик отпусков 0.5.0 · Правила разработки с ИИ-ассистентами · стр. </w:t>
+      <w:t xml:space="preserve">Планировщик отпусков 0.6.0 · Правила разработки с ИИ-ассистентами · стр. </w:t>
     </w:r>
     <w:r>
       <w:rPr/>

--- a/docs/docx/06-ai-rules.docx
+++ b/docs/docx/06-ai-rules.docx
@@ -23,7 +23,7 @@
       </w:pPr>
       <w:r>
         <w:rPr/>
-        <w:t>Планировщик отпусков 0.6.0 · Процесс, ограничения и ревью</w:t>
+        <w:t>Планировщик отпусков 1.0.0 · Процесс, ограничения и ревью</w:t>
       </w:r>
     </w:p>
     <w:p>
@@ -33,7 +33,7 @@
       </w:pPr>
       <w:r>
         <w:rPr/>
-        <w:t>29 октября 2026</w:t>
+        <w:t>30 октября 2026</w:t>
       </w:r>
     </w:p>
     <w:sdt>
@@ -93,7 +93,7 @@
             </w:rPr>
             <w:fldChar w:fldCharType="separate"/>
           </w:r>
-          <w:hyperlink w:anchor="__RefHeading___Toc24479_3673021804">
+          <w:hyperlink w:anchor="__RefHeading___Toc25436_1804324697">
             <w:r>
               <w:rPr>
                 <w:webHidden/>
@@ -114,7 +114,7 @@
             </w:tabs>
             <w:rPr/>
           </w:pPr>
-          <w:hyperlink w:anchor="__RefHeading___Toc24481_3673021804">
+          <w:hyperlink w:anchor="__RefHeading___Toc25438_1804324697">
             <w:r>
               <w:rPr>
                 <w:webHidden/>
@@ -135,7 +135,7 @@
             </w:tabs>
             <w:rPr/>
           </w:pPr>
-          <w:hyperlink w:anchor="__RefHeading___Toc24483_3673021804">
+          <w:hyperlink w:anchor="__RefHeading___Toc25440_1804324697">
             <w:r>
               <w:rPr>
                 <w:webHidden/>
@@ -156,7 +156,7 @@
             </w:tabs>
             <w:rPr/>
           </w:pPr>
-          <w:hyperlink w:anchor="__RefHeading___Toc24485_3673021804">
+          <w:hyperlink w:anchor="__RefHeading___Toc25442_1804324697">
             <w:r>
               <w:rPr>
                 <w:webHidden/>
@@ -177,7 +177,7 @@
             </w:tabs>
             <w:rPr/>
           </w:pPr>
-          <w:hyperlink w:anchor="__RefHeading___Toc24487_3673021804">
+          <w:hyperlink w:anchor="__RefHeading___Toc25444_1804324697">
             <w:r>
               <w:rPr>
                 <w:webHidden/>
@@ -198,7 +198,7 @@
             </w:tabs>
             <w:rPr/>
           </w:pPr>
-          <w:hyperlink w:anchor="__RefHeading___Toc24489_3673021804">
+          <w:hyperlink w:anchor="__RefHeading___Toc25446_1804324697">
             <w:r>
               <w:rPr>
                 <w:webHidden/>
@@ -219,7 +219,7 @@
             </w:tabs>
             <w:rPr/>
           </w:pPr>
-          <w:hyperlink w:anchor="__RefHeading___Toc24491_3673021804">
+          <w:hyperlink w:anchor="__RefHeading___Toc25448_1804324697">
             <w:r>
               <w:rPr>
                 <w:webHidden/>
@@ -240,7 +240,7 @@
             </w:tabs>
             <w:rPr/>
           </w:pPr>
-          <w:hyperlink w:anchor="__RefHeading___Toc24493_3673021804">
+          <w:hyperlink w:anchor="__RefHeading___Toc25450_1804324697">
             <w:r>
               <w:rPr>
                 <w:webHidden/>
@@ -261,7 +261,7 @@
             </w:tabs>
             <w:rPr/>
           </w:pPr>
-          <w:hyperlink w:anchor="__RefHeading___Toc24495_3673021804">
+          <w:hyperlink w:anchor="__RefHeading___Toc25452_1804324697">
             <w:r>
               <w:rPr>
                 <w:webHidden/>
@@ -282,7 +282,7 @@
             </w:tabs>
             <w:rPr/>
           </w:pPr>
-          <w:hyperlink w:anchor="__RefHeading___Toc24497_3673021804">
+          <w:hyperlink w:anchor="__RefHeading___Toc25454_1804324697">
             <w:r>
               <w:rPr>
                 <w:webHidden/>
@@ -307,7 +307,7 @@
         <w:pStyle w:val="Heading1"/>
         <w:rPr/>
       </w:pPr>
-      <w:bookmarkStart w:id="0" w:name="__RefHeading___Toc24479_3673021804"/>
+      <w:bookmarkStart w:id="0" w:name="__RefHeading___Toc25436_1804324697"/>
       <w:bookmarkEnd w:id="0"/>
       <w:r>
         <w:rPr>
@@ -662,7 +662,7 @@
         <w:pStyle w:val="Heading1"/>
         <w:rPr/>
       </w:pPr>
-      <w:bookmarkStart w:id="2" w:name="__RefHeading___Toc24481_3673021804"/>
+      <w:bookmarkStart w:id="2" w:name="__RefHeading___Toc25438_1804324697"/>
       <w:bookmarkEnd w:id="2"/>
       <w:r>
         <w:rPr>
@@ -827,7 +827,7 @@
         <w:pStyle w:val="Heading1"/>
         <w:rPr/>
       </w:pPr>
-      <w:bookmarkStart w:id="3" w:name="__RefHeading___Toc24483_3673021804"/>
+      <w:bookmarkStart w:id="3" w:name="__RefHeading___Toc25440_1804324697"/>
       <w:bookmarkEnd w:id="3"/>
       <w:r>
         <w:rPr>
@@ -1843,7 +1843,7 @@
         <w:pStyle w:val="Heading1"/>
         <w:rPr/>
       </w:pPr>
-      <w:bookmarkStart w:id="5" w:name="__RefHeading___Toc24485_3673021804"/>
+      <w:bookmarkStart w:id="5" w:name="__RefHeading___Toc25442_1804324697"/>
       <w:bookmarkEnd w:id="5"/>
       <w:r>
         <w:rPr>
@@ -1950,7 +1950,7 @@
         <w:pStyle w:val="Heading1"/>
         <w:rPr/>
       </w:pPr>
-      <w:bookmarkStart w:id="6" w:name="__RefHeading___Toc24487_3673021804"/>
+      <w:bookmarkStart w:id="6" w:name="__RefHeading___Toc25444_1804324697"/>
       <w:bookmarkStart w:id="7" w:name="ветки-коммиты-слияние"/>
       <w:bookmarkEnd w:id="6"/>
       <w:r>
@@ -2058,7 +2058,7 @@
         <w:pStyle w:val="Heading1"/>
         <w:rPr/>
       </w:pPr>
-      <w:bookmarkStart w:id="9" w:name="__RefHeading___Toc24489_3673021804"/>
+      <w:bookmarkStart w:id="9" w:name="__RefHeading___Toc25446_1804324697"/>
       <w:bookmarkStart w:id="10" w:name="готовность-задачи"/>
       <w:bookmarkEnd w:id="9"/>
       <w:r>
@@ -2221,7 +2221,7 @@
         <w:pStyle w:val="Heading1"/>
         <w:rPr/>
       </w:pPr>
-      <w:bookmarkStart w:id="11" w:name="__RefHeading___Toc24491_3673021804"/>
+      <w:bookmarkStart w:id="11" w:name="__RefHeading___Toc25448_1804324697"/>
       <w:bookmarkStart w:id="12" w:name="обязательное-ревью-человека"/>
       <w:bookmarkEnd w:id="11"/>
       <w:r>
@@ -2318,7 +2318,7 @@
         <w:pStyle w:val="Heading1"/>
         <w:rPr/>
       </w:pPr>
-      <w:bookmarkStart w:id="13" w:name="__RefHeading___Toc24493_3673021804"/>
+      <w:bookmarkStart w:id="13" w:name="__RefHeading___Toc25450_1804324697"/>
       <w:bookmarkStart w:id="14" w:name="что-запрещено-ассистенту"/>
       <w:bookmarkEnd w:id="13"/>
       <w:r>
@@ -2448,7 +2448,7 @@
         <w:pStyle w:val="Heading1"/>
         <w:rPr/>
       </w:pPr>
-      <w:bookmarkStart w:id="16" w:name="__RefHeading___Toc24495_3673021804"/>
+      <w:bookmarkStart w:id="16" w:name="__RefHeading___Toc25452_1804324697"/>
       <w:bookmarkStart w:id="17" w:name="работа-с-данными"/>
       <w:bookmarkEnd w:id="16"/>
       <w:r>
@@ -2489,7 +2489,7 @@
         <w:pStyle w:val="Heading1"/>
         <w:rPr/>
       </w:pPr>
-      <w:bookmarkStart w:id="18" w:name="__RefHeading___Toc24497_3673021804"/>
+      <w:bookmarkStart w:id="18" w:name="__RefHeading___Toc25454_1804324697"/>
       <w:bookmarkStart w:id="19" w:name="цикл-истории"/>
       <w:bookmarkEnd w:id="18"/>
       <w:r>
@@ -2570,7 +2570,7 @@
         <w:color w:val="8A92A6"/>
         <w:sz w:val="16"/>
       </w:rPr>
-      <w:t xml:space="preserve">Планировщик отпусков 0.6.0 · Правила разработки с ИИ-ассистентами · стр. </w:t>
+      <w:t xml:space="preserve">Планировщик отпусков 1.0.0 · Правила разработки с ИИ-ассистентами · стр. </w:t>
     </w:r>
     <w:r>
       <w:rPr/>
@@ -2609,7 +2609,7 @@
         <w:color w:val="8A92A6"/>
         <w:sz w:val="16"/>
       </w:rPr>
-      <w:t xml:space="preserve">Планировщик отпусков 0.6.0 · Правила разработки с ИИ-ассистентами · стр. </w:t>
+      <w:t xml:space="preserve">Планировщик отпусков 1.0.0 · Правила разработки с ИИ-ассистентами · стр. </w:t>
     </w:r>
     <w:r>
       <w:rPr/>
